--- a/exports/docx/INVESTOR_ONE_PAGER.docx
+++ b/exports/docx/INVESTOR_ONE_PAGER.docx
@@ -43,7 +43,15 @@
         <w:pStyle w:val="Title"/>
       </w:pPr>
       <w:r>
-        <w:t>VYTALIX — Investor one-pager</w:t>
+        <w:t>Vytalix — One page for investors</w:t>
+      </w:r>
+    </w:p>
+    <w:p>
+      <w:r>
+        <w:rPr>
+          <w:i/>
+        </w:rPr>
+        <w:t>For an angel or a fund deciding whether to take a first call. Send it as the attachment to a cold email.</w:t>
       </w:r>
     </w:p>
     <w:p>
@@ -54,15 +62,7 @@
         <w:t>Technology for Life</w:t>
       </w:r>
       <w:r>
-        <w:t xml:space="preserve"> · UK health-technology group · Pre-seed · [Founder name] · [email] · [phone] · [website]</w:t>
-      </w:r>
-    </w:p>
-    <w:p>
-      <w:r>
-        <w:rPr>
-          <w:i/>
-        </w:rPr>
-        <w:t>Status labels: everything below is KNOWN unless marked ESTIMATE, PROPOSED or TO VALIDATE. Nothing here is a claim of traction we do not have.</w:t>
+        <w:t xml:space="preserve"> · UK health technology · pre-seed · [Founder name] · [email] · [phone] · [website]</w:t>
       </w:r>
     </w:p>
     <w:p>
@@ -75,52 +75,12 @@
     </w:p>
     <w:p>
       <w:r>
-        <w:t xml:space="preserve">A UK health-technology group with four pillars: </w:t>
+        <w:t>A British health-technology company with two layers. The cash layer is Advisory and Consulting: senior, founder-led help for health organisations, health-tech firms and charities, sold at £1,200–£1,800 a day or as fixed-price projects of £9,500–£28,000. The venture layer is MaternaLink, a maternity coordination product, in development.</w:t>
       </w:r>
+    </w:p>
+    <w:p>
       <w:r>
-        <w:rPr>
-          <w:b/>
-        </w:rPr>
-        <w:t>Advisory</w:t>
-      </w:r>
-      <w:r>
-        <w:t xml:space="preserve"> and </w:t>
-      </w:r>
-      <w:r>
-        <w:rPr>
-          <w:b/>
-        </w:rPr>
-        <w:t>Consulting</w:t>
-      </w:r>
-      <w:r>
-        <w:t xml:space="preserve"> (founder-led services for healthcare organisations, health-tech companies, NGOs and governments), </w:t>
-      </w:r>
-      <w:r>
-        <w:rPr>
-          <w:b/>
-        </w:rPr>
-        <w:t>Health Solutions</w:t>
-      </w:r>
-      <w:r>
-        <w:t xml:space="preserve"> (first product </w:t>
-      </w:r>
-      <w:r>
-        <w:rPr>
-          <w:b/>
-        </w:rPr>
-        <w:t>MaternaLink</w:t>
-      </w:r>
-      <w:r>
-        <w:t xml:space="preserve">, a maternal care-coordination and communication platform, in development) and </w:t>
-      </w:r>
-      <w:r>
-        <w:rPr>
-          <w:b/>
-        </w:rPr>
-        <w:t>E-Learning</w:t>
-      </w:r>
-      <w:r>
-        <w:t xml:space="preserve"> (planned, year 2). Services fund the company; MaternaLink is the venture story.</w:t>
+        <w:t>Services pay for the company. MaternaLink is what an investor is buying.</w:t>
       </w:r>
     </w:p>
     <w:p>
@@ -132,27 +92,13 @@
       </w:r>
     </w:p>
     <w:p>
-      <w:pPr>
-        <w:pStyle w:val="ListBullet"/>
-      </w:pPr>
       <w:r>
-        <w:t>UK maternity reviews (Ockenden, Kirkup) repeatedly identify communication and coordination failures; MBRRACE-UK reports persistent inequalities in maternal outcomes for Black and Asian women.</w:t>
+        <w:t>Maternity care fails in the gaps between people. UK inquiries keep finding the same three failures: nobody listened, nobody escalated, the handover was lost. Black women in the UK are more than twice as likely to die in pregnancy or childbirth as White women. Nigeria has more maternal deaths than any other country, mostly caused by delay rather than by a missing drug.</w:t>
       </w:r>
     </w:p>
     <w:p>
-      <w:pPr>
-        <w:pStyle w:val="ListBullet"/>
-      </w:pPr>
       <w:r>
-        <w:t>In Nigeria, maternal mortality remains among the highest globally, and continuity of contact between women and facilities is weak, especially outside cities.</w:t>
-      </w:r>
-    </w:p>
-    <w:p>
-      <w:pPr>
-        <w:pStyle w:val="ListBullet"/>
-      </w:pPr>
-      <w:r>
-        <w:t>Existing tools are either clinical record systems, consumer apps, or donor-funded programmes; few sit in the coordination layer between women, midwives and facilities in a way that is safe, low-bandwidth and interoperable.</w:t>
+        <w:t>Hospital record systems do not close that gap. Consumer apps do not either. Donor messaging programmes reach millions of women at under a dollar each, but do nothing on the facility side.</w:t>
       </w:r>
     </w:p>
     <w:p>
@@ -160,27 +106,17 @@
         <w:pStyle w:val="Heading2"/>
       </w:pPr>
       <w:r>
-        <w:t>What we are building (PROPOSED)</w:t>
+        <w:t>What we are building</w:t>
       </w:r>
     </w:p>
     <w:p>
       <w:r>
-        <w:rPr>
-          <w:b/>
-        </w:rPr>
-        <w:t>MaternaLink v1</w:t>
+        <w:t>MaternaLink version one: appointments and contact continuity, two-way messaging that escalates to a real person, clinician-approved education, and simple monitoring a midwife acts on. Works on a poor connection. Designed to sit beside the hospital record, not replace it.</w:t>
       </w:r>
+    </w:p>
+    <w:p>
       <w:r>
-        <w:t xml:space="preserve">: non-diagnostic, offline-tolerant coordination for antenatal to postnatal care: appointment and contact continuity, two-way messaging with escalation to humans, education content governed by clinicians, and programme dashboards. Designed to stay outside medical-device classification, with a documented intended-use statement, clinical-safety governance and UK GDPR compliance. A clinical-AI risk-scoring concept exists as a </w:t>
-      </w:r>
-      <w:r>
-        <w:rPr>
-          <w:b/>
-        </w:rPr>
-        <w:t>research track</w:t>
-      </w:r>
-      <w:r>
-        <w:t xml:space="preserve"> only, gated behind data partnerships, ethics approval and a regulatory pathway.</w:t>
+        <w:t>It does not diagnose. That is deliberate, and it is what keeps version one out of medical-device regulation while evidence is built. A predictive AI risk score exists as a research project for later, behind data partnerships, ethics approval and a regulator's route.</w:t>
       </w:r>
     </w:p>
     <w:p>
@@ -188,7 +124,7 @@
         <w:pStyle w:val="Heading2"/>
       </w:pPr>
       <w:r>
-        <w:t>Where we are (honest)</w:t>
+        <w:t>Where we are today, honestly</w:t>
       </w:r>
     </w:p>
     <w:tbl>
@@ -281,7 +217,7 @@
                 <w:b w:val="0"/>
                 <w:sz w:val="17"/>
               </w:rPr>
-              <w:t>Founder brief and full company build (strategy, product, finance, brand, website, 300-investor CRM)</w:t>
+              <w:t>A full company plan: strategy, product spec, financial model, brand, website</w:t>
             </w:r>
           </w:p>
         </w:tc>
@@ -301,7 +237,7 @@
                 <w:b w:val="0"/>
                 <w:sz w:val="17"/>
               </w:rPr>
-              <w:t>Entity incorporation, name clearance, IP agreement with the MaternaLink collaborator (Days 1–14)</w:t>
+              <w:t>Company registration, name clearance, and a written ownership deed for the product</w:t>
             </w:r>
           </w:p>
         </w:tc>
@@ -321,7 +257,7 @@
                 <w:b w:val="0"/>
                 <w:sz w:val="17"/>
               </w:rPr>
-              <w:t>First paid advisory engagement (target Day 45)</w:t>
+              <w:t>First paid advisory engagement, target day 45</w:t>
             </w:r>
           </w:p>
         </w:tc>
@@ -343,7 +279,7 @@
                 <w:b w:val="0"/>
                 <w:sz w:val="17"/>
               </w:rPr>
-              <w:t>A prototype dashboard (under audit) and a prior government conversation in Nigeria (Ekiti State)</w:t>
+              <w:t>A working prototype dashboard, now under review</w:t>
             </w:r>
           </w:p>
         </w:tc>
@@ -363,7 +299,7 @@
                 <w:b w:val="0"/>
                 <w:sz w:val="17"/>
               </w:rPr>
-              <w:t>Advisory board recruitment: obstetric/midwifery, NHS digital, Nigerian health system, regulatory</w:t>
+              <w:t>Advisory board: obstetrics, midwifery, NHS digital, Nigerian health system, regulation</w:t>
             </w:r>
           </w:p>
         </w:tc>
@@ -383,7 +319,7 @@
                 <w:b w:val="0"/>
                 <w:sz w:val="17"/>
               </w:rPr>
-              <w:t>One UK service-evaluation site and one Nigeria NGO cohort in design (targets Day 90)</w:t>
+              <w:t>One UK evaluation site and one Nigerian charity cohort in design, target day 90</w:t>
             </w:r>
           </w:p>
         </w:tc>
@@ -405,7 +341,7 @@
                 <w:b w:val="0"/>
                 <w:sz w:val="17"/>
               </w:rPr>
-              <w:t>Re-based product strategy, PRD, MVP spec, roadmap</w:t>
+              <w:t>A researched list of 316 investors and a disciplined outreach process</w:t>
             </w:r>
           </w:p>
         </w:tc>
@@ -425,7 +361,7 @@
                 <w:b w:val="0"/>
                 <w:sz w:val="17"/>
               </w:rPr>
-              <w:t>Research report: "The State of Digital Maternal Care Coordination — UK and Nigeria" (Week 9)</w:t>
+              <w:t>A published research report on maternity coordination in the UK and Nigeria</w:t>
             </w:r>
           </w:p>
         </w:tc>
@@ -445,7 +381,7 @@
                 <w:b w:val="0"/>
                 <w:sz w:val="17"/>
               </w:rPr>
-              <w:t>SEIS/EIS advance assurance (applied for after incorporation; TO VALIDATE)</w:t>
+              <w:t>SEIS and EIS advance assurance, applied for after registration</w:t>
             </w:r>
           </w:p>
         </w:tc>
@@ -453,26 +389,8 @@
     </w:tbl>
     <w:p/>
     <w:p>
-      <w:pPr>
-        <w:pStyle w:val="Heading2"/>
-      </w:pPr>
       <w:r>
-        <w:t>Business model (ESTIMATE)</w:t>
-      </w:r>
-    </w:p>
-    <w:p>
-      <w:r>
-        <w:t xml:space="preserve">Advisory day rates £1,200–£1,800; consulting sprints £15k–£60k; MaternaLink pilots £40k–£150k then per-woman-per-year licences (UK £8–£40; Africa £3–£12 at scale). Three-year Base scenario revenue £1.47m with services 59% of the total; break-even not reached within 36 months in Base; see </w:t>
-      </w:r>
-      <w:r>
-        <w:rPr>
-          <w:rFonts w:ascii="Consolas" w:hAnsi="Consolas"/>
-          <w:sz w:val="18"/>
-        </w:rPr>
-        <w:t>/docs/08_FINANCIAL_MODEL.md</w:t>
-      </w:r>
-      <w:r>
-        <w:t>.</w:t>
+        <w:t>What we do not have: revenue, customers, a signed pilot, a partner, an approval, or any clinical evidence. No hospital or government uses the prototype. We would rather you heard that from us.</w:t>
       </w:r>
     </w:p>
     <w:p>
@@ -480,7 +398,20 @@
         <w:pStyle w:val="Heading2"/>
       </w:pPr>
       <w:r>
-        <w:t>The raise (PROPOSED)</w:t>
+        <w:t>How the money works</w:t>
+      </w:r>
+    </w:p>
+    <w:p>
+      <w:r>
+        <w:t>Services are profitable from month two and need no product. The base scenario is £166,000 of revenue in year one, £488,000 in year two and £820,000 in year three, with services at 59% of the three-year total of £1.47m. Product revenue starts at month 13 at the earliest, as paid pilots, then annual licences at £8–£40 per woman in the UK and £3–£12 in Africa. The careful scenario, services only, is £413,000 over three years and survives without a seed round.</w:t>
+      </w:r>
+    </w:p>
+    <w:p>
+      <w:pPr>
+        <w:pStyle w:val="Heading2"/>
+      </w:pPr>
+      <w:r>
+        <w:t>What we are raising, and what it buys</w:t>
       </w:r>
     </w:p>
     <w:p>
@@ -488,10 +419,15 @@
         <w:rPr>
           <w:b/>
         </w:rPr>
-        <w:t>Pre-seed £250k–£500k</w:t>
+        <w:t>£250,000–£500,000 pre-seed</w:t>
       </w:r>
       <w:r>
-        <w:t xml:space="preserve"> (SEIS/EIS-eligible, TO VALIDATE) to fund a product lead, clinical-safety artefacts, the MVP build and two pilots. Milestones before raising: entity, IP deed, retired clinical claims, first services revenue, one pilot LOI. Later rounds only on evidence: Seed £1.5m–£3m (2028), Series A a 2029–30 decision.</w:t>
+        <w:t>, expected to qualify for SEIS and EIS (tax schemes that give British investors money back on an investment in a small company). It buys a product lead, the clinical safety and data protection work, the first build, and two pilot sites — about 18 months.</w:t>
+      </w:r>
+    </w:p>
+    <w:p>
+      <w:r>
+        <w:t>We will not open this round until three things are done: the company is registered, the product ownership deed is signed, and the first services revenue is in the bank. A seed round of £1.5m–£3m follows only on evidence from pilots.</w:t>
       </w:r>
     </w:p>
     <w:p>
@@ -499,12 +435,12 @@
         <w:pStyle w:val="Heading2"/>
       </w:pPr>
       <w:r>
-        <w:t>Why now, why us</w:t>
+        <w:t>Why now</w:t>
       </w:r>
     </w:p>
     <w:p>
       <w:r>
-        <w:t>Policy attention on maternity safety and inequality in the UK; state-level digital-health programmes in Nigeria; low-cost messaging infrastructure; a founder who is building the company in the open with a truth-first operating standard and a disciplined investor process.</w:t>
+        <w:t>UK maternity safety and inequality are under national scrutiny, with money attached. Nigerian states are funding digital maternal programmes. Messaging is cheap enough that the constraint is coordination, not connectivity. And a services business means we can wait for the right pilot instead of taking the wrong one.</w:t>
       </w:r>
     </w:p>
     <w:p>
@@ -512,12 +448,12 @@
         <w:pStyle w:val="Heading2"/>
       </w:pPr>
       <w:r>
-        <w:t>Ask</w:t>
+        <w:t>The ask</w:t>
       </w:r>
     </w:p>
     <w:p>
       <w:r>
-        <w:t>20 minutes to test fit against your mandate. Data room available on request once the entity and IP deed are in place.</w:t>
+        <w:t>Twenty minutes to test whether this fits your mandate. A data room is available once the company is registered and the ownership deed is signed. If the honesty above costs us the meeting, we would rather find out now.</w:t>
       </w:r>
     </w:p>
     <w:sectPr>
